--- a/forms/group43_assignment_cover.docx
+++ b/forms/group43_assignment_cover.docx
@@ -199,6 +199,7 @@
                 <w:sz w:val="20"/>
               </w:rPr>
             </w:pPr>
+            <w:proofErr w:type="spellStart"/>
             <w:r>
               <w:rPr>
                 <w:i w:val="0"/>
@@ -207,6 +208,7 @@
               </w:rPr>
               <w:t>Palve</w:t>
             </w:r>
+            <w:proofErr w:type="spellEnd"/>
           </w:p>
         </w:tc>
         <w:tc>
@@ -1182,7 +1184,7 @@
         <w:tblLook w:val="04A0" w:firstRow="1" w:lastRow="0" w:firstColumn="1" w:lastColumn="0" w:noHBand="0" w:noVBand="1"/>
       </w:tblPr>
       <w:tblGrid>
-        <w:gridCol w:w="11197"/>
+        <w:gridCol w:w="10971"/>
       </w:tblGrid>
       <w:tr>
         <w:trPr>
@@ -1613,21 +1615,90 @@
       </w:pPr>
       <w:r>
         <w:rPr>
+          <w:noProof/>
           <w:sz w:val="18"/>
         </w:rPr>
-        <w:t>Full Name (print): Aditya Palve     Signature __________________     Date</w:t>
+        <w:drawing>
+          <wp:anchor distT="0" distB="0" distL="114300" distR="114300" simplePos="0" relativeHeight="251658240" behindDoc="1" locked="0" layoutInCell="1" allowOverlap="1" wp14:anchorId="50631BB2" wp14:editId="02316FAE">
+            <wp:simplePos x="0" y="0"/>
+            <wp:positionH relativeFrom="column">
+              <wp:posOffset>3225740</wp:posOffset>
+            </wp:positionH>
+            <wp:positionV relativeFrom="paragraph">
+              <wp:posOffset>121086</wp:posOffset>
+            </wp:positionV>
+            <wp:extent cx="632266" cy="418111"/>
+            <wp:effectExtent l="0" t="0" r="3175" b="1270"/>
+            <wp:wrapNone/>
+            <wp:docPr id="954074665" name="Picture 1"/>
+            <wp:cNvGraphicFramePr>
+              <a:graphicFrameLocks xmlns:a="http://schemas.openxmlformats.org/drawingml/2006/main" noChangeAspect="1"/>
+            </wp:cNvGraphicFramePr>
+            <a:graphic xmlns:a="http://schemas.openxmlformats.org/drawingml/2006/main">
+              <a:graphicData uri="http://schemas.openxmlformats.org/drawingml/2006/picture">
+                <pic:pic xmlns:pic="http://schemas.openxmlformats.org/drawingml/2006/picture">
+                  <pic:nvPicPr>
+                    <pic:cNvPr id="954074665" name="Picture 954074665"/>
+                    <pic:cNvPicPr/>
+                  </pic:nvPicPr>
+                  <pic:blipFill>
+                    <a:blip r:embed="rId9" cstate="print">
+                      <a:extLst>
+                        <a:ext uri="{28A0092B-C50C-407E-A947-70E740481C1C}">
+                          <a14:useLocalDpi xmlns:a14="http://schemas.microsoft.com/office/drawing/2010/main" val="0"/>
+                        </a:ext>
+                      </a:extLst>
+                    </a:blip>
+                    <a:stretch>
+                      <a:fillRect/>
+                    </a:stretch>
+                  </pic:blipFill>
+                  <pic:spPr>
+                    <a:xfrm>
+                      <a:off x="0" y="0"/>
+                      <a:ext cx="632266" cy="418111"/>
+                    </a:xfrm>
+                    <a:prstGeom prst="rect">
+                      <a:avLst/>
+                    </a:prstGeom>
+                  </pic:spPr>
+                </pic:pic>
+              </a:graphicData>
+            </a:graphic>
+            <wp14:sizeRelH relativeFrom="page">
+              <wp14:pctWidth>0</wp14:pctWidth>
+            </wp14:sizeRelH>
+            <wp14:sizeRelV relativeFrom="page">
+              <wp14:pctHeight>0</wp14:pctHeight>
+            </wp14:sizeRelV>
+          </wp:anchor>
+        </w:drawing>
       </w:r>
       <w:r>
         <w:rPr>
           <w:sz w:val="18"/>
         </w:rPr>
-        <w:t xml:space="preserve">: </w:t>
+        <w:t xml:space="preserve">Full Name (print): Aditya </w:t>
+      </w:r>
+      <w:proofErr w:type="spellStart"/>
+      <w:r>
+        <w:rPr>
+          <w:sz w:val="18"/>
+        </w:rPr>
+        <w:t>Palve</w:t>
+      </w:r>
+      <w:proofErr w:type="spellEnd"/>
+      <w:r>
+        <w:rPr>
+          <w:sz w:val="18"/>
+        </w:rPr>
+        <w:t xml:space="preserve">     Signature __________________     Date</w:t>
       </w:r>
       <w:r>
         <w:rPr>
           <w:sz w:val="18"/>
         </w:rPr>
-        <w:t>14 September 2026</w:t>
+        <w:t>: 14 September 2026</w:t>
       </w:r>
     </w:p>
     <w:p>
@@ -1697,8 +1768,28 @@
           <w:szCs w:val="18"/>
           <w:lang w:val="fr-FR"/>
         </w:rPr>
-        <w:t>Full Name (print):</w:t>
+        <w:t>Full Name (</w:t>
       </w:r>
+      <w:proofErr w:type="spellStart"/>
+      <w:r>
+        <w:rPr>
+          <w:sz w:val="18"/>
+          <w:szCs w:val="18"/>
+          <w:lang w:val="fr-FR"/>
+        </w:rPr>
+        <w:t>print</w:t>
+      </w:r>
+      <w:proofErr w:type="spellEnd"/>
+      <w:proofErr w:type="gramStart"/>
+      <w:r>
+        <w:rPr>
+          <w:sz w:val="18"/>
+          <w:szCs w:val="18"/>
+          <w:lang w:val="fr-FR"/>
+        </w:rPr>
+        <w:t>):</w:t>
+      </w:r>
+      <w:proofErr w:type="gramEnd"/>
       <w:r>
         <w:rPr>
           <w:sz w:val="18"/>
@@ -1723,12 +1814,21 @@
         </w:rPr>
         <w:t xml:space="preserve">___________________                         </w:t>
       </w:r>
+      <w:proofErr w:type="gramStart"/>
       <w:r>
         <w:rPr>
           <w:sz w:val="18"/>
           <w:szCs w:val="18"/>
         </w:rPr>
-        <w:t xml:space="preserve">Date:_____________________ </w:t>
+        <w:t>Date:_</w:t>
+      </w:r>
+      <w:proofErr w:type="gramEnd"/>
+      <w:r>
+        <w:rPr>
+          <w:sz w:val="18"/>
+          <w:szCs w:val="18"/>
+        </w:rPr>
+        <w:t xml:space="preserve">____________________ </w:t>
       </w:r>
     </w:p>
     <w:p>
@@ -1747,7 +1847,7 @@
         <w:tblLook w:val="04A0" w:firstRow="1" w:lastRow="0" w:firstColumn="1" w:lastColumn="0" w:noHBand="0" w:noVBand="1"/>
       </w:tblPr>
       <w:tblGrid>
-        <w:gridCol w:w="11197"/>
+        <w:gridCol w:w="10971"/>
       </w:tblGrid>
       <w:tr>
         <w:tc>
@@ -1792,9 +1892,25 @@
                 <w:sz w:val="14"/>
                 <w:szCs w:val="14"/>
               </w:rPr>
-              <w:t xml:space="preserve">The information on this form is collected for the primary purpose of assessing your assignment and ensuring the academic integrity requirements of the University are met. Other purposes of collection include recording your plagiarism and collusion declaration, attending to course and administrative matters and statistical analyses. If you choose not to complete all the questions on this form it may not be possible for Monash University to assess your assignment. You have a right to access personal information that Monash University holds about you, subject to any exceptions in relevant legislation. If you wish to seek access to your personal information or inquire about the handling of your personal information, please contact the University Privacy Officer:  </w:t>
-            </w:r>
-            <w:hyperlink r:id="rId9">
+              <w:t xml:space="preserve">The information on this form is collected for the primary purpose of assessing your assignment and ensuring the academic integrity requirements of the University are met. Other purposes of collection include recording your plagiarism and collusion declaration, attending to course and administrative matters and statistical analyses. If you choose not to complete all the questions on this </w:t>
+            </w:r>
+            <w:proofErr w:type="gramStart"/>
+            <w:r>
+              <w:rPr>
+                <w:sz w:val="14"/>
+                <w:szCs w:val="14"/>
+              </w:rPr>
+              <w:t>form</w:t>
+            </w:r>
+            <w:proofErr w:type="gramEnd"/>
+            <w:r>
+              <w:rPr>
+                <w:sz w:val="14"/>
+                <w:szCs w:val="14"/>
+              </w:rPr>
+              <w:t xml:space="preserve"> it may not be possible for Monash University to assess your assignment. You have a right to access personal information that Monash University holds about you, subject to any exceptions in relevant legislation. If you wish to seek access to your personal information or inquire about the handling of your personal information, please contact the University Privacy Officer:  </w:t>
+            </w:r>
+            <w:hyperlink r:id="rId10">
               <w:r>
                 <w:rPr>
                   <w:rStyle w:val="Hyperlink"/>
@@ -1817,8 +1933,8 @@
     </w:tbl>
     <w:p/>
     <w:sectPr>
-      <w:headerReference w:type="default" r:id="rId10"/>
-      <w:footerReference w:type="default" r:id="rId11"/>
+      <w:headerReference w:type="default" r:id="rId11"/>
+      <w:footerReference w:type="default" r:id="rId12"/>
       <w:pgSz w:w="11906" w:h="16838"/>
       <w:pgMar w:top="416" w:right="386" w:bottom="765" w:left="539" w:header="360" w:footer="709" w:gutter="0"/>
       <w:cols w:space="720"/>
@@ -1913,30 +2029,54 @@
         <w:noProof/>
         <w:lang w:eastAsia="en-AU"/>
       </w:rPr>
-      <w:pict w14:anchorId="0E498E8E">
-        <v:shapetype id="_x0000_t75" coordsize="21600,21600" o:spt="75" o:preferrelative="t" path="m@4@5l@4@11@9@11@9@5xe" filled="f" stroked="f">
-          <v:stroke joinstyle="miter"/>
-          <v:formulas>
-            <v:f eqn="if lineDrawn pixelLineWidth 0"/>
-            <v:f eqn="sum @0 1 0"/>
-            <v:f eqn="sum 0 0 @1"/>
-            <v:f eqn="prod @2 1 2"/>
-            <v:f eqn="prod @3 21600 pixelWidth"/>
-            <v:f eqn="prod @3 21600 pixelHeight"/>
-            <v:f eqn="sum @0 0 1"/>
-            <v:f eqn="prod @6 1 2"/>
-            <v:f eqn="prod @7 21600 pixelWidth"/>
-            <v:f eqn="sum @8 21600 0"/>
-            <v:f eqn="prod @7 21600 pixelHeight"/>
-            <v:f eqn="sum @10 21600 0"/>
-          </v:formulas>
-          <v:path o:extrusionok="f" gradientshapeok="t" o:connecttype="rect"/>
-          <o:lock v:ext="edit" aspectratio="t"/>
-        </v:shapetype>
-        <v:shape id="Image1" o:spid="_x0000_i1025" type="#_x0000_t75" style="width:238.6pt;height:52.75pt;visibility:visible;mso-wrap-style:square">
-          <v:imagedata r:id="rId1" o:title="" croptop="-33f" cropbottom="-33f" cropleft="-7f" cropright="-7f"/>
-        </v:shape>
-      </w:pict>
+      <w:drawing>
+        <wp:inline distT="0" distB="0" distL="0" distR="0" wp14:anchorId="0E498E8E">
+          <wp:extent cx="3030220" cy="669925"/>
+          <wp:effectExtent l="0" t="0" r="0" b="0"/>
+          <wp:docPr id="1" name="Image1"/>
+          <wp:cNvGraphicFramePr>
+            <a:graphicFrameLocks xmlns:a="http://schemas.openxmlformats.org/drawingml/2006/main"/>
+          </wp:cNvGraphicFramePr>
+          <a:graphic xmlns:a="http://schemas.openxmlformats.org/drawingml/2006/main">
+            <a:graphicData uri="http://schemas.openxmlformats.org/drawingml/2006/picture">
+              <pic:pic xmlns:pic="http://schemas.openxmlformats.org/drawingml/2006/picture">
+                <pic:nvPicPr>
+                  <pic:cNvPr id="0" name="Image1"/>
+                  <pic:cNvPicPr>
+                    <a:picLocks/>
+                  </pic:cNvPicPr>
+                </pic:nvPicPr>
+                <pic:blipFill>
+                  <a:blip r:embed="rId1">
+                    <a:extLst>
+                      <a:ext uri="{28A0092B-C50C-407E-A947-70E740481C1C}">
+                        <a14:useLocalDpi xmlns:a14="http://schemas.microsoft.com/office/drawing/2010/main" val="0"/>
+                      </a:ext>
+                    </a:extLst>
+                  </a:blip>
+                  <a:srcRect l="-11" t="-50" r="-11" b="-50"/>
+                  <a:stretch>
+                    <a:fillRect/>
+                  </a:stretch>
+                </pic:blipFill>
+                <pic:spPr bwMode="auto">
+                  <a:xfrm>
+                    <a:off x="0" y="0"/>
+                    <a:ext cx="3030220" cy="669925"/>
+                  </a:xfrm>
+                  <a:prstGeom prst="rect">
+                    <a:avLst/>
+                  </a:prstGeom>
+                  <a:noFill/>
+                  <a:ln>
+                    <a:noFill/>
+                  </a:ln>
+                </pic:spPr>
+              </pic:pic>
+            </a:graphicData>
+          </a:graphic>
+        </wp:inline>
+      </w:drawing>
     </w:r>
   </w:p>
 </w:hdr>
